--- a/五郎_成果物/社長専用_導入設定手順書.docx
+++ b/五郎_成果物/社長専用_導入設定手順書.docx
@@ -70,7 +70,7 @@
           <w:b w:val="0"/>
           <w:sz w:val="21"/>
         </w:rPr>
-        <w:t xml:space="preserve"> ようになります。思いついたアイデアをその場で、音声で話しかけてください。</w:t>
+        <w:t xml:space="preserve"> ようになります。</w:t>
       </w:r>
     </w:p>
     <w:p>
@@ -491,13 +491,20 @@
                 <w:b w:val="0"/>
                 <w:sz w:val="20"/>
               </w:rPr>
-              <w:t>Proプラン（月額 約3,000円）の支払い用</w:t>
+              <w:t>Proプラン（月額 約3,000円）。すでにProならそのまま</w:t>
             </w:r>
           </w:p>
         </w:tc>
       </w:tr>
     </w:tbl>
     <w:p/>
+    <w:p>
+      <w:pPr>
+        <w:pBdr>
+          <w:bottom w:val="single" w:sz="6" w:space="1" w:color="C9A8E0"/>
+        </w:pBdr>
+      </w:pPr>
+    </w:p>
     <w:p>
       <w:pPr>
         <w:spacing w:before="200" w:after="80"/>
@@ -522,7 +529,7 @@
           <w:b w:val="0"/>
           <w:sz w:val="21"/>
         </w:rPr>
-        <w:t>パソコンでインターネット（Edge や Chrome）を開きます。</w:t>
+        <w:t>パソコンでインターネット（Edge や Chrome）を開く。</w:t>
       </w:r>
     </w:p>
     <w:p>
@@ -535,7 +542,7 @@
           <w:b w:val="0"/>
           <w:sz w:val="21"/>
         </w:rPr>
-        <w:t xml:space="preserve">画面いちばん上の白い住所欄に </w:t>
+        <w:t xml:space="preserve">住所欄に </w:t>
       </w:r>
       <w:r>
         <w:rPr>
@@ -551,7 +558,7 @@
           <w:b w:val="0"/>
           <w:sz w:val="21"/>
         </w:rPr>
-        <w:t xml:space="preserve"> と入力し、</w:t>
+        <w:t xml:space="preserve"> と入力して </w:t>
       </w:r>
       <w:r>
         <w:rPr>
@@ -567,7 +574,7 @@
           <w:b w:val="0"/>
           <w:sz w:val="21"/>
         </w:rPr>
-        <w:t xml:space="preserve"> を押します。</w:t>
+        <w:t>。</w:t>
       </w:r>
     </w:p>
     <w:p>
@@ -651,8 +658,15 @@
           <w:b w:val="0"/>
           <w:sz w:val="21"/>
         </w:rPr>
-        <w:t>チャット画面が出たら成功です。</w:t>
+        <w:t>チャット画面が出たら成功。</w:t>
       </w:r>
+    </w:p>
+    <w:p>
+      <w:pPr>
+        <w:pBdr>
+          <w:bottom w:val="single" w:sz="6" w:space="1" w:color="C9A8E0"/>
+        </w:pBdr>
+      </w:pPr>
     </w:p>
     <w:p>
       <w:pPr>
@@ -665,7 +679,7 @@
           <w:color w:val="5B2C83"/>
           <w:sz w:val="30"/>
         </w:rPr>
-        <w:t>STEP 2　Proプラン（月額）に申し込む（すでにProなら飛ばしてOK）</w:t>
+        <w:t>STEP 2　Proプランに申し込む（すでにProなら飛ばしてOK）</w:t>
       </w:r>
     </w:p>
     <w:p>
@@ -786,6 +800,76 @@
     </w:p>
     <w:p>
       <w:pPr>
+        <w:pStyle w:val="ListNumber"/>
+      </w:pPr>
+      <w:r>
+        <w:rPr>
+          <w:rFonts w:ascii="Meiryo" w:hAnsi="Meiryo" w:eastAsia="Meiryo"/>
+          <w:b/>
+          <w:sz w:val="21"/>
+        </w:rPr>
+        <w:t>完了したら、一度ログアウトして再ログインする。</w:t>
+      </w:r>
+      <w:r>
+        <w:rPr>
+          <w:rFonts w:ascii="Meiryo" w:hAnsi="Meiryo" w:eastAsia="Meiryo"/>
+          <w:b w:val="0"/>
+          <w:sz w:val="21"/>
+        </w:rPr>
+        <w:t xml:space="preserve"> そうしないと画面の表示がProに切り替わりません。</w:t>
+      </w:r>
+    </w:p>
+    <w:p>
+      <w:pPr>
+        <w:pStyle w:val="ListBullet"/>
+      </w:pPr>
+      <w:r>
+        <w:rPr>
+          <w:rFonts w:ascii="Meiryo" w:hAnsi="Meiryo" w:eastAsia="Meiryo"/>
+          <w:b w:val="0"/>
+          <w:sz w:val="21"/>
+        </w:rPr>
+        <w:t>ログアウト：左下の名前 →「</w:t>
+      </w:r>
+      <w:r>
+        <w:rPr>
+          <w:rFonts w:ascii="Meiryo" w:hAnsi="Meiryo" w:eastAsia="Meiryo"/>
+          <w:b/>
+          <w:sz w:val="21"/>
+        </w:rPr>
+        <w:t>Log out</w:t>
+      </w:r>
+      <w:r>
+        <w:rPr>
+          <w:rFonts w:ascii="Meiryo" w:hAnsi="Meiryo" w:eastAsia="Meiryo"/>
+          <w:b w:val="0"/>
+          <w:sz w:val="21"/>
+        </w:rPr>
+        <w:t>」</w:t>
+      </w:r>
+    </w:p>
+    <w:p>
+      <w:pPr>
+        <w:pStyle w:val="ListBullet"/>
+      </w:pPr>
+      <w:r>
+        <w:rPr>
+          <w:rFonts w:ascii="Meiryo" w:hAnsi="Meiryo" w:eastAsia="Meiryo"/>
+          <w:b w:val="0"/>
+          <w:sz w:val="21"/>
+        </w:rPr>
+        <w:t>その後、もう一度 claude.ai を開いてログインし直す</w:t>
+      </w:r>
+    </w:p>
+    <w:p>
+      <w:pPr>
+        <w:pBdr>
+          <w:bottom w:val="single" w:sz="6" w:space="1" w:color="C9A8E0"/>
+        </w:pBdr>
+      </w:pPr>
+    </w:p>
+    <w:p>
+      <w:pPr>
         <w:spacing w:before="200" w:after="80"/>
       </w:pPr>
       <w:r>
@@ -795,7 +879,7 @@
           <w:color w:val="5B2C83"/>
           <w:sz w:val="30"/>
         </w:rPr>
-        <w:t>STEP 3　デスクトップアプリを入れてログインする</w:t>
+        <w:t>STEP 3　デスクトップアプリ（Claude）を入れる</w:t>
       </w:r>
     </w:p>
     <w:p>
@@ -895,7 +979,7 @@
           <w:b w:val="0"/>
           <w:sz w:val="21"/>
         </w:rPr>
-        <w:t>インストールが終わったら、Claudeアプリを開いてログイン。</w:t>
+        <w:t>インストールが終わると、デスクトップにClaudeのアイコンができる。</w:t>
       </w:r>
     </w:p>
     <w:p>
@@ -908,8 +992,15 @@
           <w:b w:val="0"/>
           <w:sz w:val="21"/>
         </w:rPr>
-        <w:t>作業画面が開けば成功です。</w:t>
+        <w:t>Claudeアプリを開き、自分のアカウントでログイン。</w:t>
       </w:r>
+    </w:p>
+    <w:p>
+      <w:pPr>
+        <w:pBdr>
+          <w:bottom w:val="single" w:sz="6" w:space="1" w:color="C9A8E0"/>
+        </w:pBdr>
+      </w:pPr>
     </w:p>
     <w:p>
       <w:pPr>
@@ -922,7 +1013,324 @@
           <w:color w:val="5B2C83"/>
           <w:sz w:val="30"/>
         </w:rPr>
-        <w:t>STEP 4　秘書の道具（ツール）をそろえる　※未導入のPCのみ</w:t>
+        <w:t>STEP 4　Claude Code（五郎の本体）を入れる</w:t>
+      </w:r>
+    </w:p>
+    <w:p>
+      <w:r>
+        <w:rPr>
+          <w:rFonts w:ascii="Meiryo" w:hAnsi="Meiryo" w:eastAsia="Meiryo"/>
+          <w:b w:val="0"/>
+          <w:sz w:val="21"/>
+        </w:rPr>
+        <w:t>Claude Codeは、五郎が</w:t>
+      </w:r>
+      <w:r>
+        <w:rPr>
+          <w:rFonts w:ascii="Meiryo" w:hAnsi="Meiryo" w:eastAsia="Meiryo"/>
+          <w:b/>
+          <w:sz w:val="21"/>
+        </w:rPr>
+        <w:t>ファイルを触ったり、マクロを動かしたり、実際に作業できる</w:t>
+      </w:r>
+      <w:r>
+        <w:rPr>
+          <w:rFonts w:ascii="Meiryo" w:hAnsi="Meiryo" w:eastAsia="Meiryo"/>
+          <w:b w:val="0"/>
+          <w:sz w:val="21"/>
+        </w:rPr>
+        <w:t>ようにするための道具です。デスクトップアプリとは別物です。</w:t>
+      </w:r>
+    </w:p>
+    <w:p>
+      <w:pPr>
+        <w:spacing w:after="80"/>
+      </w:pPr>
+      <w:r>
+        <w:rPr>
+          <w:rFonts w:ascii="Meiryo" w:hAnsi="Meiryo" w:eastAsia="Meiryo"/>
+          <w:b/>
+          <w:color w:val="5B2C83"/>
+          <w:sz w:val="25"/>
+        </w:rPr>
+        <w:t>Gitを入れる（Claude Codeに必要）</w:t>
+      </w:r>
+    </w:p>
+    <w:p>
+      <w:pPr>
+        <w:pStyle w:val="ListNumber"/>
+      </w:pPr>
+      <w:r>
+        <w:rPr>
+          <w:rFonts w:ascii="Meiryo" w:hAnsi="Meiryo" w:eastAsia="Meiryo"/>
+          <w:b w:val="0"/>
+          <w:sz w:val="21"/>
+        </w:rPr>
+        <w:t xml:space="preserve">住所欄に </w:t>
+      </w:r>
+      <w:r>
+        <w:rPr>
+          <w:rFonts w:ascii="Meiryo" w:hAnsi="Meiryo" w:eastAsia="Meiryo"/>
+          <w:b/>
+          <w:sz w:val="21"/>
+        </w:rPr>
+        <w:t>`git-scm.com`</w:t>
+      </w:r>
+      <w:r>
+        <w:rPr>
+          <w:rFonts w:ascii="Meiryo" w:hAnsi="Meiryo" w:eastAsia="Meiryo"/>
+          <w:b w:val="0"/>
+          <w:sz w:val="21"/>
+        </w:rPr>
+        <w:t xml:space="preserve"> と入力して Enter。</w:t>
+      </w:r>
+    </w:p>
+    <w:p>
+      <w:pPr>
+        <w:pStyle w:val="ListNumber"/>
+      </w:pPr>
+      <w:r>
+        <w:rPr>
+          <w:rFonts w:ascii="Meiryo" w:hAnsi="Meiryo" w:eastAsia="Meiryo"/>
+          <w:b w:val="0"/>
+          <w:sz w:val="21"/>
+        </w:rPr>
+        <w:t>「</w:t>
+      </w:r>
+      <w:r>
+        <w:rPr>
+          <w:rFonts w:ascii="Meiryo" w:hAnsi="Meiryo" w:eastAsia="Meiryo"/>
+          <w:b/>
+          <w:sz w:val="21"/>
+        </w:rPr>
+        <w:t>Download for Windows</w:t>
+      </w:r>
+      <w:r>
+        <w:rPr>
+          <w:rFonts w:ascii="Meiryo" w:hAnsi="Meiryo" w:eastAsia="Meiryo"/>
+          <w:b w:val="0"/>
+          <w:sz w:val="21"/>
+        </w:rPr>
+        <w:t>」をクリック。</w:t>
+      </w:r>
+    </w:p>
+    <w:p>
+      <w:pPr>
+        <w:pStyle w:val="ListNumber"/>
+      </w:pPr>
+      <w:r>
+        <w:rPr>
+          <w:rFonts w:ascii="Meiryo" w:hAnsi="Meiryo" w:eastAsia="Meiryo"/>
+          <w:b w:val="0"/>
+          <w:sz w:val="21"/>
+        </w:rPr>
+        <w:t>ダウンロードされたファイルをダブルクリック。</w:t>
+      </w:r>
+    </w:p>
+    <w:p>
+      <w:pPr>
+        <w:pStyle w:val="ListNumber"/>
+      </w:pPr>
+      <w:r>
+        <w:rPr>
+          <w:rFonts w:ascii="Meiryo" w:hAnsi="Meiryo" w:eastAsia="Meiryo"/>
+          <w:b w:val="0"/>
+          <w:sz w:val="21"/>
+        </w:rPr>
+        <w:t>設定画面がいくつか出ますが、</w:t>
+      </w:r>
+      <w:r>
+        <w:rPr>
+          <w:rFonts w:ascii="Meiryo" w:hAnsi="Meiryo" w:eastAsia="Meiryo"/>
+          <w:b/>
+          <w:sz w:val="21"/>
+        </w:rPr>
+        <w:t>すべてそのまま「Next」→最後に「Install」</w:t>
+      </w:r>
+      <w:r>
+        <w:rPr>
+          <w:rFonts w:ascii="Meiryo" w:hAnsi="Meiryo" w:eastAsia="Meiryo"/>
+          <w:b w:val="0"/>
+          <w:sz w:val="21"/>
+        </w:rPr>
+        <w:t xml:space="preserve"> でOK。何も変えなくて大丈夫です。</w:t>
+      </w:r>
+    </w:p>
+    <w:p>
+      <w:pPr>
+        <w:pStyle w:val="ListNumber"/>
+      </w:pPr>
+      <w:r>
+        <w:rPr>
+          <w:rFonts w:ascii="Meiryo" w:hAnsi="Meiryo" w:eastAsia="Meiryo"/>
+          <w:b w:val="0"/>
+          <w:sz w:val="21"/>
+        </w:rPr>
+        <w:t>「Finish」で完了。</w:t>
+      </w:r>
+    </w:p>
+    <w:p>
+      <w:pPr>
+        <w:spacing w:after="80"/>
+      </w:pPr>
+      <w:r>
+        <w:rPr>
+          <w:rFonts w:ascii="Meiryo" w:hAnsi="Meiryo" w:eastAsia="Meiryo"/>
+          <w:b/>
+          <w:color w:val="5B2C83"/>
+          <w:sz w:val="25"/>
+        </w:rPr>
+        <w:t>Claude Codeを入れる</w:t>
+      </w:r>
+    </w:p>
+    <w:p>
+      <w:pPr>
+        <w:pStyle w:val="ListNumber"/>
+      </w:pPr>
+      <w:r>
+        <w:rPr>
+          <w:rFonts w:ascii="Meiryo" w:hAnsi="Meiryo" w:eastAsia="Meiryo"/>
+          <w:b w:val="0"/>
+          <w:sz w:val="21"/>
+        </w:rPr>
+        <w:t>デスクトップアプリ（Claude）を開く。</w:t>
+      </w:r>
+    </w:p>
+    <w:p>
+      <w:pPr>
+        <w:pStyle w:val="ListNumber"/>
+      </w:pPr>
+      <w:r>
+        <w:rPr>
+          <w:rFonts w:ascii="Meiryo" w:hAnsi="Meiryo" w:eastAsia="Meiryo"/>
+          <w:b w:val="0"/>
+          <w:sz w:val="21"/>
+        </w:rPr>
+        <w:t>左下の自分の名前 →「</w:t>
+      </w:r>
+      <w:r>
+        <w:rPr>
+          <w:rFonts w:ascii="Meiryo" w:hAnsi="Meiryo" w:eastAsia="Meiryo"/>
+          <w:b/>
+          <w:sz w:val="21"/>
+        </w:rPr>
+        <w:t>Settings（設定）</w:t>
+      </w:r>
+      <w:r>
+        <w:rPr>
+          <w:rFonts w:ascii="Meiryo" w:hAnsi="Meiryo" w:eastAsia="Meiryo"/>
+          <w:b w:val="0"/>
+          <w:sz w:val="21"/>
+        </w:rPr>
+        <w:t>」。</w:t>
+      </w:r>
+    </w:p>
+    <w:p>
+      <w:pPr>
+        <w:pStyle w:val="ListNumber"/>
+      </w:pPr>
+      <w:r>
+        <w:rPr>
+          <w:rFonts w:ascii="Meiryo" w:hAnsi="Meiryo" w:eastAsia="Meiryo"/>
+          <w:b w:val="0"/>
+          <w:sz w:val="21"/>
+        </w:rPr>
+        <w:t>「</w:t>
+      </w:r>
+      <w:r>
+        <w:rPr>
+          <w:rFonts w:ascii="Meiryo" w:hAnsi="Meiryo" w:eastAsia="Meiryo"/>
+          <w:b/>
+          <w:sz w:val="21"/>
+        </w:rPr>
+        <w:t>Claude Code</w:t>
+      </w:r>
+      <w:r>
+        <w:rPr>
+          <w:rFonts w:ascii="Meiryo" w:hAnsi="Meiryo" w:eastAsia="Meiryo"/>
+          <w:b w:val="0"/>
+          <w:sz w:val="21"/>
+        </w:rPr>
+        <w:t>」の項目を探す。</w:t>
+      </w:r>
+    </w:p>
+    <w:p>
+      <w:pPr>
+        <w:pStyle w:val="ListNumber"/>
+      </w:pPr>
+      <w:r>
+        <w:rPr>
+          <w:rFonts w:ascii="Meiryo" w:hAnsi="Meiryo" w:eastAsia="Meiryo"/>
+          <w:b w:val="0"/>
+          <w:sz w:val="21"/>
+        </w:rPr>
+        <w:t>「</w:t>
+      </w:r>
+      <w:r>
+        <w:rPr>
+          <w:rFonts w:ascii="Meiryo" w:hAnsi="Meiryo" w:eastAsia="Meiryo"/>
+          <w:b/>
+          <w:sz w:val="21"/>
+        </w:rPr>
+        <w:t>Install</w:t>
+      </w:r>
+      <w:r>
+        <w:rPr>
+          <w:rFonts w:ascii="Meiryo" w:hAnsi="Meiryo" w:eastAsia="Meiryo"/>
+          <w:b w:val="0"/>
+          <w:sz w:val="21"/>
+        </w:rPr>
+        <w:t>」または「</w:t>
+      </w:r>
+      <w:r>
+        <w:rPr>
+          <w:rFonts w:ascii="Meiryo" w:hAnsi="Meiryo" w:eastAsia="Meiryo"/>
+          <w:b/>
+          <w:sz w:val="21"/>
+        </w:rPr>
+        <w:t>インストール</w:t>
+      </w:r>
+      <w:r>
+        <w:rPr>
+          <w:rFonts w:ascii="Meiryo" w:hAnsi="Meiryo" w:eastAsia="Meiryo"/>
+          <w:b w:val="0"/>
+          <w:sz w:val="21"/>
+        </w:rPr>
+        <w:t>」をクリック。</w:t>
+      </w:r>
+    </w:p>
+    <w:p>
+      <w:pPr>
+        <w:pStyle w:val="ListNumber"/>
+      </w:pPr>
+      <w:r>
+        <w:rPr>
+          <w:rFonts w:ascii="Meiryo" w:hAnsi="Meiryo" w:eastAsia="Meiryo"/>
+          <w:b w:val="0"/>
+          <w:sz w:val="21"/>
+        </w:rPr>
+        <w:t>画面の案内に従って進める。</w:t>
+      </w:r>
+    </w:p>
+    <w:p>
+      <w:pPr>
+        <w:pBdr>
+          <w:bottom w:val="single" w:sz="6" w:space="1" w:color="C9A8E0"/>
+        </w:pBdr>
+      </w:pPr>
+    </w:p>
+    <w:p>
+      <w:pPr>
+        <w:spacing w:before="200" w:after="80"/>
+      </w:pPr>
+      <w:r>
+        <w:rPr>
+          <w:rFonts w:ascii="Meiryo" w:hAnsi="Meiryo" w:eastAsia="Meiryo"/>
+          <w:b/>
+          <w:color w:val="5B2C83"/>
+          <w:sz w:val="30"/>
+        </w:rPr>
+        <w:t>STEP 5　秘書の道具（ツール）をそろえる</w:t>
       </w:r>
     </w:p>
     <w:p>
@@ -940,15 +1348,7 @@
           <w:b/>
           <w:sz w:val="21"/>
         </w:rPr>
-        <w:t>すべて無料</w:t>
-      </w:r>
-      <w:r>
-        <w:rPr>
-          <w:rFonts w:ascii="Meiryo" w:hAnsi="Meiryo" w:eastAsia="Meiryo"/>
-          <w:b w:val="0"/>
-          <w:sz w:val="21"/>
-        </w:rPr>
-        <w:t>。</w:t>
+        <w:t>すべて無料。</w:t>
       </w:r>
     </w:p>
     <w:tbl>
@@ -1156,7 +1556,7 @@
           <w:color w:val="5B2C83"/>
           <w:sz w:val="25"/>
         </w:rPr>
-        <w:t>やり方（かんたん3ステップ）</w:t>
+        <w:t>やり方</w:t>
       </w:r>
     </w:p>
     <w:p>
@@ -1214,69 +1614,7 @@
           <w:b w:val="0"/>
           <w:sz w:val="21"/>
         </w:rPr>
-        <w:t>「変更を許可しますか？」→ すべて「</w:t>
-      </w:r>
-      <w:r>
-        <w:rPr>
-          <w:rFonts w:ascii="Meiryo" w:hAnsi="Meiryo" w:eastAsia="Meiryo"/>
-          <w:b/>
-          <w:sz w:val="21"/>
-        </w:rPr>
-        <w:t>はい</w:t>
-      </w:r>
-      <w:r>
-        <w:rPr>
-          <w:rFonts w:ascii="Meiryo" w:hAnsi="Meiryo" w:eastAsia="Meiryo"/>
-          <w:b w:val="0"/>
-          <w:sz w:val="21"/>
-        </w:rPr>
-        <w:t>」。</w:t>
-      </w:r>
-    </w:p>
-    <w:p>
-      <w:pPr>
-        <w:pStyle w:val="ListNumber"/>
-      </w:pPr>
-      <w:r>
-        <w:rPr>
-          <w:rFonts w:ascii="Meiryo" w:hAnsi="Meiryo" w:eastAsia="Meiryo"/>
-          <w:b w:val="0"/>
-          <w:sz w:val="21"/>
-        </w:rPr>
-        <w:t>「</w:t>
-      </w:r>
-      <w:r>
-        <w:rPr>
-          <w:rFonts w:ascii="Meiryo" w:hAnsi="Meiryo" w:eastAsia="Meiryo"/>
-          <w:b/>
-          <w:sz w:val="21"/>
-        </w:rPr>
-        <w:t>セットアップ完了</w:t>
-      </w:r>
-      <w:r>
-        <w:rPr>
-          <w:rFonts w:ascii="Meiryo" w:hAnsi="Meiryo" w:eastAsia="Meiryo"/>
-          <w:b w:val="0"/>
-          <w:sz w:val="21"/>
-        </w:rPr>
-        <w:t>」と出たら成功。</w:t>
-      </w:r>
-      <w:r>
-        <w:rPr>
-          <w:rFonts w:ascii="Meiryo" w:hAnsi="Meiryo" w:eastAsia="Meiryo"/>
-          <w:b w:val="0"/>
-          <w:color w:val="C03A2B"/>
-          <w:sz w:val="21"/>
-        </w:rPr>
-        <w:t>Enter</w:t>
-      </w:r>
-      <w:r>
-        <w:rPr>
-          <w:rFonts w:ascii="Meiryo" w:hAnsi="Meiryo" w:eastAsia="Meiryo"/>
-          <w:b w:val="0"/>
-          <w:sz w:val="21"/>
-        </w:rPr>
-        <w:t>で閉じる。</w:t>
+        <w:t>そのままインストールが進みます。特に確認画面は出ず、自動で完了します。</w:t>
       </w:r>
     </w:p>
     <w:p>
@@ -1316,6 +1654,13 @@
     </w:p>
     <w:p>
       <w:pPr>
+        <w:pBdr>
+          <w:bottom w:val="single" w:sz="6" w:space="1" w:color="C9A8E0"/>
+        </w:pBdr>
+      </w:pPr>
+    </w:p>
+    <w:p>
+      <w:pPr>
         <w:spacing w:before="200" w:after="80"/>
       </w:pPr>
       <w:r>
@@ -1325,7 +1670,7 @@
           <w:color w:val="5B2C83"/>
           <w:sz w:val="30"/>
         </w:rPr>
-        <w:t>STEP 5　五郎を"誕生"させる</w:t>
+        <w:t>STEP 6　保存先フォルダの設定</w:t>
       </w:r>
     </w:p>
     <w:p>
@@ -1335,7 +1680,47 @@
           <w:b w:val="0"/>
           <w:sz w:val="21"/>
         </w:rPr>
-        <w:t xml:space="preserve">パソコン（Claude Code）では、プロジェクトフォルダに </w:t>
+        <w:t>五郎が作った資料や記録を保存するフォルダを決めます。</w:t>
+      </w:r>
+    </w:p>
+    <w:p>
+      <w:pPr>
+        <w:spacing w:after="80"/>
+      </w:pPr>
+      <w:r>
+        <w:rPr>
+          <w:rFonts w:ascii="Meiryo" w:hAnsi="Meiryo" w:eastAsia="Meiryo"/>
+          <w:b/>
+          <w:color w:val="5B2C83"/>
+          <w:sz w:val="25"/>
+        </w:rPr>
+        <w:t>フォルダを作る</w:t>
+      </w:r>
+    </w:p>
+    <w:p>
+      <w:pPr>
+        <w:pStyle w:val="ListNumber"/>
+      </w:pPr>
+      <w:r>
+        <w:rPr>
+          <w:rFonts w:ascii="Meiryo" w:hAnsi="Meiryo" w:eastAsia="Meiryo"/>
+          <w:b w:val="0"/>
+          <w:sz w:val="21"/>
+        </w:rPr>
+        <w:t>デスクトップに新しいフォルダを作る（右クリック →「新規作成」→「フォルダー」）。</w:t>
+      </w:r>
+    </w:p>
+    <w:p>
+      <w:pPr>
+        <w:pStyle w:val="ListNumber"/>
+      </w:pPr>
+      <w:r>
+        <w:rPr>
+          <w:rFonts w:ascii="Meiryo" w:hAnsi="Meiryo" w:eastAsia="Meiryo"/>
+          <w:b w:val="0"/>
+          <w:sz w:val="21"/>
+        </w:rPr>
+        <w:t xml:space="preserve">名前を </w:t>
       </w:r>
       <w:r>
         <w:rPr>
@@ -1343,7 +1728,7 @@
           <w:b/>
           <w:sz w:val="21"/>
         </w:rPr>
-        <w:t>`CLAUDE`</w:t>
+        <w:t>「五郎」</w:t>
       </w:r>
       <w:r>
         <w:rPr>
@@ -1351,7 +1736,877 @@
           <w:b w:val="0"/>
           <w:sz w:val="21"/>
         </w:rPr>
-        <w:t>（五郎の設計図）があれば、五郎はそれを読んで社長の専属秘書として動きます。すでに設定済みです。</w:t>
+        <w:t xml:space="preserve"> や </w:t>
+      </w:r>
+      <w:r>
+        <w:rPr>
+          <w:rFonts w:ascii="Meiryo" w:hAnsi="Meiryo" w:eastAsia="Meiryo"/>
+          <w:b/>
+          <w:sz w:val="21"/>
+        </w:rPr>
+        <w:t>「SEED」</w:t>
+      </w:r>
+      <w:r>
+        <w:rPr>
+          <w:rFonts w:ascii="Meiryo" w:hAnsi="Meiryo" w:eastAsia="Meiryo"/>
+          <w:b w:val="0"/>
+          <w:sz w:val="21"/>
+        </w:rPr>
+        <w:t xml:space="preserve"> など分かりやすいものにする。</w:t>
+      </w:r>
+    </w:p>
+    <w:p>
+      <w:pPr>
+        <w:pStyle w:val="ListNumber"/>
+      </w:pPr>
+      <w:r>
+        <w:rPr>
+          <w:rFonts w:ascii="Meiryo" w:hAnsi="Meiryo" w:eastAsia="Meiryo"/>
+          <w:b w:val="0"/>
+          <w:sz w:val="21"/>
+        </w:rPr>
+        <w:t>このフォルダの中で五郎と仕事をします。五郎が作るファイルはここに保存されます。</w:t>
+      </w:r>
+    </w:p>
+    <w:p>
+      <w:pPr>
+        <w:spacing w:after="80"/>
+      </w:pPr>
+      <w:r>
+        <w:rPr>
+          <w:rFonts w:ascii="Meiryo" w:hAnsi="Meiryo" w:eastAsia="Meiryo"/>
+          <w:b/>
+          <w:color w:val="5B2C83"/>
+          <w:sz w:val="25"/>
+        </w:rPr>
+        <w:t>GitHubと接続する（会社PCと自宅PCの同期に必要）</w:t>
+      </w:r>
+    </w:p>
+    <w:p>
+      <w:pPr>
+        <w:pStyle w:val="ListNumber"/>
+      </w:pPr>
+      <w:r>
+        <w:rPr>
+          <w:rFonts w:ascii="Meiryo" w:hAnsi="Meiryo" w:eastAsia="Meiryo"/>
+          <w:b w:val="0"/>
+          <w:sz w:val="21"/>
+        </w:rPr>
+        <w:t xml:space="preserve">住所欄に </w:t>
+      </w:r>
+      <w:r>
+        <w:rPr>
+          <w:rFonts w:ascii="Meiryo" w:hAnsi="Meiryo" w:eastAsia="Meiryo"/>
+          <w:b/>
+          <w:sz w:val="21"/>
+        </w:rPr>
+        <w:t>`github.com`</w:t>
+      </w:r>
+      <w:r>
+        <w:rPr>
+          <w:rFonts w:ascii="Meiryo" w:hAnsi="Meiryo" w:eastAsia="Meiryo"/>
+          <w:b w:val="0"/>
+          <w:sz w:val="21"/>
+        </w:rPr>
+        <w:t xml:space="preserve"> と入力して Enter。</w:t>
+      </w:r>
+    </w:p>
+    <w:p>
+      <w:pPr>
+        <w:pStyle w:val="ListNumber"/>
+      </w:pPr>
+      <w:r>
+        <w:rPr>
+          <w:rFonts w:ascii="Meiryo" w:hAnsi="Meiryo" w:eastAsia="Meiryo"/>
+          <w:b w:val="0"/>
+          <w:sz w:val="21"/>
+        </w:rPr>
+        <w:t>「</w:t>
+      </w:r>
+      <w:r>
+        <w:rPr>
+          <w:rFonts w:ascii="Meiryo" w:hAnsi="Meiryo" w:eastAsia="Meiryo"/>
+          <w:b/>
+          <w:sz w:val="21"/>
+        </w:rPr>
+        <w:t>Sign up</w:t>
+      </w:r>
+      <w:r>
+        <w:rPr>
+          <w:rFonts w:ascii="Meiryo" w:hAnsi="Meiryo" w:eastAsia="Meiryo"/>
+          <w:b w:val="0"/>
+          <w:sz w:val="21"/>
+        </w:rPr>
+        <w:t>」でアカウントを作る（メールアドレスとパスワードを入れるだけ）。</w:t>
+      </w:r>
+    </w:p>
+    <w:p>
+      <w:pPr>
+        <w:pStyle w:val="ListNumber"/>
+      </w:pPr>
+      <w:r>
+        <w:rPr>
+          <w:rFonts w:ascii="Meiryo" w:hAnsi="Meiryo" w:eastAsia="Meiryo"/>
+          <w:b w:val="0"/>
+          <w:sz w:val="21"/>
+        </w:rPr>
+        <w:t>五郎に「</w:t>
+      </w:r>
+      <w:r>
+        <w:rPr>
+          <w:rFonts w:ascii="Meiryo" w:hAnsi="Meiryo" w:eastAsia="Meiryo"/>
+          <w:b/>
+          <w:sz w:val="21"/>
+        </w:rPr>
+        <w:t>このフォルダをGitHubにつないで</w:t>
+      </w:r>
+      <w:r>
+        <w:rPr>
+          <w:rFonts w:ascii="Meiryo" w:hAnsi="Meiryo" w:eastAsia="Meiryo"/>
+          <w:b w:val="0"/>
+          <w:sz w:val="21"/>
+        </w:rPr>
+        <w:t>」と言えば、五郎が接続の作業をやってくれます。</w:t>
+      </w:r>
+    </w:p>
+    <w:p>
+      <w:pPr>
+        <w:pBdr>
+          <w:bottom w:val="single" w:sz="6" w:space="1" w:color="C9A8E0"/>
+        </w:pBdr>
+      </w:pPr>
+    </w:p>
+    <w:p>
+      <w:pPr>
+        <w:spacing w:before="200" w:after="80"/>
+      </w:pPr>
+      <w:r>
+        <w:rPr>
+          <w:rFonts w:ascii="Meiryo" w:hAnsi="Meiryo" w:eastAsia="Meiryo"/>
+          <w:b/>
+          <w:color w:val="5B2C83"/>
+          <w:sz w:val="30"/>
+        </w:rPr>
+        <w:t>STEP 7　コネクタの追加（Gmailなど外部サービスとの連携）</w:t>
+      </w:r>
+    </w:p>
+    <w:p>
+      <w:r>
+        <w:rPr>
+          <w:rFonts w:ascii="Meiryo" w:hAnsi="Meiryo" w:eastAsia="Meiryo"/>
+          <w:b w:val="0"/>
+          <w:sz w:val="21"/>
+        </w:rPr>
+        <w:t>五郎にGmailやブラウザを使わせるための設定です。</w:t>
+      </w:r>
+    </w:p>
+    <w:p>
+      <w:pPr>
+        <w:spacing w:after="80"/>
+      </w:pPr>
+      <w:r>
+        <w:rPr>
+          <w:rFonts w:ascii="Meiryo" w:hAnsi="Meiryo" w:eastAsia="Meiryo"/>
+          <w:b/>
+          <w:color w:val="5B2C83"/>
+          <w:sz w:val="25"/>
+        </w:rPr>
+        <w:t>Gmail連携</w:t>
+      </w:r>
+    </w:p>
+    <w:p>
+      <w:r>
+        <w:rPr>
+          <w:rFonts w:ascii="Meiryo" w:hAnsi="Meiryo" w:eastAsia="Meiryo"/>
+          <w:b w:val="0"/>
+          <w:sz w:val="21"/>
+        </w:rPr>
+        <w:t>Claudeアプリの設定から、Gmailコネクタを追加します。</w:t>
+      </w:r>
+    </w:p>
+    <w:p>
+      <w:pPr>
+        <w:pStyle w:val="ListNumber"/>
+      </w:pPr>
+      <w:r>
+        <w:rPr>
+          <w:rFonts w:ascii="Meiryo" w:hAnsi="Meiryo" w:eastAsia="Meiryo"/>
+          <w:b w:val="0"/>
+          <w:sz w:val="21"/>
+        </w:rPr>
+        <w:t>Claudeアプリを開く。</w:t>
+      </w:r>
+    </w:p>
+    <w:p>
+      <w:pPr>
+        <w:pStyle w:val="ListNumber"/>
+      </w:pPr>
+      <w:r>
+        <w:rPr>
+          <w:rFonts w:ascii="Meiryo" w:hAnsi="Meiryo" w:eastAsia="Meiryo"/>
+          <w:b w:val="0"/>
+          <w:sz w:val="21"/>
+        </w:rPr>
+        <w:t>左の「＋」または「</w:t>
+      </w:r>
+      <w:r>
+        <w:rPr>
+          <w:rFonts w:ascii="Meiryo" w:hAnsi="Meiryo" w:eastAsia="Meiryo"/>
+          <w:b/>
+          <w:sz w:val="21"/>
+        </w:rPr>
+        <w:t>Connectors</w:t>
+      </w:r>
+      <w:r>
+        <w:rPr>
+          <w:rFonts w:ascii="Meiryo" w:hAnsi="Meiryo" w:eastAsia="Meiryo"/>
+          <w:b w:val="0"/>
+          <w:sz w:val="21"/>
+        </w:rPr>
+        <w:t>」メニューを探す。</w:t>
+      </w:r>
+    </w:p>
+    <w:p>
+      <w:pPr>
+        <w:pStyle w:val="ListNumber"/>
+      </w:pPr>
+      <w:r>
+        <w:rPr>
+          <w:rFonts w:ascii="Meiryo" w:hAnsi="Meiryo" w:eastAsia="Meiryo"/>
+          <w:b w:val="0"/>
+          <w:sz w:val="21"/>
+        </w:rPr>
+        <w:t>「</w:t>
+      </w:r>
+      <w:r>
+        <w:rPr>
+          <w:rFonts w:ascii="Meiryo" w:hAnsi="Meiryo" w:eastAsia="Meiryo"/>
+          <w:b/>
+          <w:sz w:val="21"/>
+        </w:rPr>
+        <w:t>Gmail</w:t>
+      </w:r>
+      <w:r>
+        <w:rPr>
+          <w:rFonts w:ascii="Meiryo" w:hAnsi="Meiryo" w:eastAsia="Meiryo"/>
+          <w:b w:val="0"/>
+          <w:sz w:val="21"/>
+        </w:rPr>
+        <w:t>」を選び、自分のGoogleアカウントでログインして許可する。</w:t>
+      </w:r>
+    </w:p>
+    <w:p>
+      <w:pPr>
+        <w:pStyle w:val="ListNumber"/>
+      </w:pPr>
+      <w:r>
+        <w:rPr>
+          <w:rFonts w:ascii="Meiryo" w:hAnsi="Meiryo" w:eastAsia="Meiryo"/>
+          <w:b w:val="0"/>
+          <w:sz w:val="21"/>
+        </w:rPr>
+        <w:t>これで五郎がGmailのメールを読んだり、仕分けしたりできるようになります。</w:t>
+      </w:r>
+    </w:p>
+    <w:p>
+      <w:pPr>
+        <w:spacing w:after="80"/>
+      </w:pPr>
+      <w:r>
+        <w:rPr>
+          <w:rFonts w:ascii="Meiryo" w:hAnsi="Meiryo" w:eastAsia="Meiryo"/>
+          <w:b/>
+          <w:color w:val="5B2C83"/>
+          <w:sz w:val="25"/>
+        </w:rPr>
+        <w:t>Claude in Chrome（ブラウザ連携）</w:t>
+      </w:r>
+    </w:p>
+    <w:p>
+      <w:r>
+        <w:rPr>
+          <w:rFonts w:ascii="Meiryo" w:hAnsi="Meiryo" w:eastAsia="Meiryo"/>
+          <w:b w:val="0"/>
+          <w:sz w:val="21"/>
+        </w:rPr>
+        <w:t>五郎にウェブページの中身を読ませたり、操作させたりするための拡張機能です。</w:t>
+      </w:r>
+    </w:p>
+    <w:p>
+      <w:pPr>
+        <w:pStyle w:val="ListNumber"/>
+      </w:pPr>
+      <w:r>
+        <w:rPr>
+          <w:rFonts w:ascii="Meiryo" w:hAnsi="Meiryo" w:eastAsia="Meiryo"/>
+          <w:b w:val="0"/>
+          <w:sz w:val="21"/>
+        </w:rPr>
+        <w:t>Google Chromeを開く。</w:t>
+      </w:r>
+    </w:p>
+    <w:p>
+      <w:pPr>
+        <w:pStyle w:val="ListNumber"/>
+      </w:pPr>
+      <w:r>
+        <w:rPr>
+          <w:rFonts w:ascii="Meiryo" w:hAnsi="Meiryo" w:eastAsia="Meiryo"/>
+          <w:b w:val="0"/>
+          <w:sz w:val="21"/>
+        </w:rPr>
+        <w:t xml:space="preserve">住所欄に </w:t>
+      </w:r>
+      <w:r>
+        <w:rPr>
+          <w:rFonts w:ascii="Meiryo" w:hAnsi="Meiryo" w:eastAsia="Meiryo"/>
+          <w:b/>
+          <w:sz w:val="21"/>
+        </w:rPr>
+        <w:t>`chrome.google.com/webstore`</w:t>
+      </w:r>
+      <w:r>
+        <w:rPr>
+          <w:rFonts w:ascii="Meiryo" w:hAnsi="Meiryo" w:eastAsia="Meiryo"/>
+          <w:b w:val="0"/>
+          <w:sz w:val="21"/>
+        </w:rPr>
+        <w:t xml:space="preserve"> と入力して Enter。</w:t>
+      </w:r>
+    </w:p>
+    <w:p>
+      <w:pPr>
+        <w:pStyle w:val="ListNumber"/>
+      </w:pPr>
+      <w:r>
+        <w:rPr>
+          <w:rFonts w:ascii="Meiryo" w:hAnsi="Meiryo" w:eastAsia="Meiryo"/>
+          <w:b w:val="0"/>
+          <w:sz w:val="21"/>
+        </w:rPr>
+        <w:t>「</w:t>
+      </w:r>
+      <w:r>
+        <w:rPr>
+          <w:rFonts w:ascii="Meiryo" w:hAnsi="Meiryo" w:eastAsia="Meiryo"/>
+          <w:b/>
+          <w:sz w:val="21"/>
+        </w:rPr>
+        <w:t>Claude</w:t>
+      </w:r>
+      <w:r>
+        <w:rPr>
+          <w:rFonts w:ascii="Meiryo" w:hAnsi="Meiryo" w:eastAsia="Meiryo"/>
+          <w:b w:val="0"/>
+          <w:sz w:val="21"/>
+        </w:rPr>
+        <w:t>」で検索。</w:t>
+      </w:r>
+    </w:p>
+    <w:p>
+      <w:pPr>
+        <w:pStyle w:val="ListNumber"/>
+      </w:pPr>
+      <w:r>
+        <w:rPr>
+          <w:rFonts w:ascii="Meiryo" w:hAnsi="Meiryo" w:eastAsia="Meiryo"/>
+          <w:b w:val="0"/>
+          <w:sz w:val="21"/>
+        </w:rPr>
+        <w:t>「</w:t>
+      </w:r>
+      <w:r>
+        <w:rPr>
+          <w:rFonts w:ascii="Meiryo" w:hAnsi="Meiryo" w:eastAsia="Meiryo"/>
+          <w:b/>
+          <w:sz w:val="21"/>
+        </w:rPr>
+        <w:t>Claude</w:t>
+      </w:r>
+      <w:r>
+        <w:rPr>
+          <w:rFonts w:ascii="Meiryo" w:hAnsi="Meiryo" w:eastAsia="Meiryo"/>
+          <w:b w:val="0"/>
+          <w:sz w:val="21"/>
+        </w:rPr>
+        <w:t>」（Anthropic公式）の拡張機能を見つけて「</w:t>
+      </w:r>
+      <w:r>
+        <w:rPr>
+          <w:rFonts w:ascii="Meiryo" w:hAnsi="Meiryo" w:eastAsia="Meiryo"/>
+          <w:b/>
+          <w:sz w:val="21"/>
+        </w:rPr>
+        <w:t>Chromeに追加</w:t>
+      </w:r>
+      <w:r>
+        <w:rPr>
+          <w:rFonts w:ascii="Meiryo" w:hAnsi="Meiryo" w:eastAsia="Meiryo"/>
+          <w:b w:val="0"/>
+          <w:sz w:val="21"/>
+        </w:rPr>
+        <w:t>」。</w:t>
+      </w:r>
+    </w:p>
+    <w:p>
+      <w:pPr>
+        <w:pStyle w:val="ListNumber"/>
+      </w:pPr>
+      <w:r>
+        <w:rPr>
+          <w:rFonts w:ascii="Meiryo" w:hAnsi="Meiryo" w:eastAsia="Meiryo"/>
+          <w:b w:val="0"/>
+          <w:sz w:val="21"/>
+        </w:rPr>
+        <w:t>「拡張機能を追加」をクリック。</w:t>
+      </w:r>
+    </w:p>
+    <w:p>
+      <w:pPr>
+        <w:pBdr>
+          <w:bottom w:val="single" w:sz="6" w:space="1" w:color="C9A8E0"/>
+        </w:pBdr>
+      </w:pPr>
+    </w:p>
+    <w:p>
+      <w:pPr>
+        <w:spacing w:before="200" w:after="80"/>
+      </w:pPr>
+      <w:r>
+        <w:rPr>
+          <w:rFonts w:ascii="Meiryo" w:hAnsi="Meiryo" w:eastAsia="Meiryo"/>
+          <w:b/>
+          <w:color w:val="5B2C83"/>
+          <w:sz w:val="30"/>
+        </w:rPr>
+        <w:t>STEP 8　モードの説明</w:t>
+      </w:r>
+    </w:p>
+    <w:p>
+      <w:r>
+        <w:rPr>
+          <w:rFonts w:ascii="Meiryo" w:hAnsi="Meiryo" w:eastAsia="Meiryo"/>
+          <w:b w:val="0"/>
+          <w:sz w:val="21"/>
+        </w:rPr>
+        <w:t>五郎（Claude）にはいくつかのモード（頭脳の切り替え）があります。</w:t>
+      </w:r>
+    </w:p>
+    <w:tbl>
+      <w:tblPr>
+        <w:tblStyle w:val="TableGrid"/>
+        <w:tblW w:type="auto" w:w="0"/>
+        <w:tblLook w:firstColumn="1" w:firstRow="1" w:lastColumn="0" w:lastRow="0" w:noHBand="0" w:noVBand="1" w:val="04A0"/>
+      </w:tblPr>
+      <w:tblGrid>
+        <w:gridCol w:w="2880"/>
+        <w:gridCol w:w="2880"/>
+        <w:gridCol w:w="2880"/>
+      </w:tblGrid>
+      <w:tr>
+        <w:tc>
+          <w:tcPr>
+            <w:tcW w:type="dxa" w:w="2880"/>
+            <w:shd w:val="clear" w:color="auto" w:fill="5B2C83"/>
+          </w:tcPr>
+          <w:p>
+            <w:r>
+              <w:rPr>
+                <w:b/>
+              </w:rPr>
+            </w:r>
+            <w:r>
+              <w:rPr>
+                <w:rFonts w:ascii="Meiryo" w:hAnsi="Meiryo" w:eastAsia="Meiryo"/>
+                <w:b/>
+                <w:color w:val="FFFFFF"/>
+                <w:sz w:val="20"/>
+              </w:rPr>
+              <w:t>モード</w:t>
+            </w:r>
+          </w:p>
+        </w:tc>
+        <w:tc>
+          <w:tcPr>
+            <w:tcW w:type="dxa" w:w="2880"/>
+            <w:shd w:val="clear" w:color="auto" w:fill="5B2C83"/>
+          </w:tcPr>
+          <w:p>
+            <w:r>
+              <w:rPr>
+                <w:b/>
+              </w:rPr>
+            </w:r>
+            <w:r>
+              <w:rPr>
+                <w:rFonts w:ascii="Meiryo" w:hAnsi="Meiryo" w:eastAsia="Meiryo"/>
+                <w:b/>
+                <w:color w:val="FFFFFF"/>
+                <w:sz w:val="20"/>
+              </w:rPr>
+              <w:t>特徴</w:t>
+            </w:r>
+          </w:p>
+        </w:tc>
+        <w:tc>
+          <w:tcPr>
+            <w:tcW w:type="dxa" w:w="2880"/>
+            <w:shd w:val="clear" w:color="auto" w:fill="5B2C83"/>
+          </w:tcPr>
+          <w:p>
+            <w:r>
+              <w:rPr>
+                <w:b/>
+              </w:rPr>
+            </w:r>
+            <w:r>
+              <w:rPr>
+                <w:rFonts w:ascii="Meiryo" w:hAnsi="Meiryo" w:eastAsia="Meiryo"/>
+                <w:b/>
+                <w:color w:val="FFFFFF"/>
+                <w:sz w:val="20"/>
+              </w:rPr>
+              <w:t>使いどころ</w:t>
+            </w:r>
+          </w:p>
+        </w:tc>
+      </w:tr>
+      <w:tr>
+        <w:tc>
+          <w:tcPr>
+            <w:tcW w:type="dxa" w:w="2880"/>
+          </w:tcPr>
+          <w:p>
+            <w:r/>
+            <w:r>
+              <w:rPr>
+                <w:rFonts w:ascii="Meiryo" w:hAnsi="Meiryo" w:eastAsia="Meiryo"/>
+                <w:b/>
+                <w:sz w:val="20"/>
+              </w:rPr>
+              <w:t>Opus（オーパス）</w:t>
+            </w:r>
+          </w:p>
+        </w:tc>
+        <w:tc>
+          <w:tcPr>
+            <w:tcW w:type="dxa" w:w="2880"/>
+          </w:tcPr>
+          <w:p>
+            <w:r/>
+            <w:r>
+              <w:rPr>
+                <w:rFonts w:ascii="Meiryo" w:hAnsi="Meiryo" w:eastAsia="Meiryo"/>
+                <w:b w:val="0"/>
+                <w:sz w:val="20"/>
+              </w:rPr>
+              <w:t>一番賢い。深く考える。少し遅い</w:t>
+            </w:r>
+          </w:p>
+        </w:tc>
+        <w:tc>
+          <w:tcPr>
+            <w:tcW w:type="dxa" w:w="2880"/>
+          </w:tcPr>
+          <w:p>
+            <w:r/>
+            <w:r>
+              <w:rPr>
+                <w:rFonts w:ascii="Meiryo" w:hAnsi="Meiryo" w:eastAsia="Meiryo"/>
+                <w:b w:val="0"/>
+                <w:sz w:val="20"/>
+              </w:rPr>
+              <w:t>重要な判断・複雑な分析・長文の作成</w:t>
+            </w:r>
+          </w:p>
+        </w:tc>
+      </w:tr>
+      <w:tr>
+        <w:tc>
+          <w:tcPr>
+            <w:tcW w:type="dxa" w:w="2880"/>
+          </w:tcPr>
+          <w:p>
+            <w:r/>
+            <w:r>
+              <w:rPr>
+                <w:rFonts w:ascii="Meiryo" w:hAnsi="Meiryo" w:eastAsia="Meiryo"/>
+                <w:b/>
+                <w:sz w:val="20"/>
+              </w:rPr>
+              <w:t>Sonnet（ソネット）</w:t>
+            </w:r>
+          </w:p>
+        </w:tc>
+        <w:tc>
+          <w:tcPr>
+            <w:tcW w:type="dxa" w:w="2880"/>
+          </w:tcPr>
+          <w:p>
+            <w:r/>
+            <w:r>
+              <w:rPr>
+                <w:rFonts w:ascii="Meiryo" w:hAnsi="Meiryo" w:eastAsia="Meiryo"/>
+                <w:b w:val="0"/>
+                <w:sz w:val="20"/>
+              </w:rPr>
+              <w:t>バランス型。賢さと速さの両立</w:t>
+            </w:r>
+          </w:p>
+        </w:tc>
+        <w:tc>
+          <w:tcPr>
+            <w:tcW w:type="dxa" w:w="2880"/>
+          </w:tcPr>
+          <w:p>
+            <w:r/>
+            <w:r>
+              <w:rPr>
+                <w:rFonts w:ascii="Meiryo" w:hAnsi="Meiryo" w:eastAsia="Meiryo"/>
+                <w:b w:val="0"/>
+                <w:sz w:val="20"/>
+              </w:rPr>
+              <w:t>普段の仕事はこれでOK</w:t>
+            </w:r>
+          </w:p>
+        </w:tc>
+      </w:tr>
+      <w:tr>
+        <w:tc>
+          <w:tcPr>
+            <w:tcW w:type="dxa" w:w="2880"/>
+          </w:tcPr>
+          <w:p>
+            <w:r/>
+            <w:r>
+              <w:rPr>
+                <w:rFonts w:ascii="Meiryo" w:hAnsi="Meiryo" w:eastAsia="Meiryo"/>
+                <w:b/>
+                <w:sz w:val="20"/>
+              </w:rPr>
+              <w:t>Haiku（ハイク）</w:t>
+            </w:r>
+          </w:p>
+        </w:tc>
+        <w:tc>
+          <w:tcPr>
+            <w:tcW w:type="dxa" w:w="2880"/>
+          </w:tcPr>
+          <w:p>
+            <w:r/>
+            <w:r>
+              <w:rPr>
+                <w:rFonts w:ascii="Meiryo" w:hAnsi="Meiryo" w:eastAsia="Meiryo"/>
+                <w:b w:val="0"/>
+                <w:sz w:val="20"/>
+              </w:rPr>
+              <w:t>一番速い。軽い作業向け</w:t>
+            </w:r>
+          </w:p>
+        </w:tc>
+        <w:tc>
+          <w:tcPr>
+            <w:tcW w:type="dxa" w:w="2880"/>
+          </w:tcPr>
+          <w:p>
+            <w:r/>
+            <w:r>
+              <w:rPr>
+                <w:rFonts w:ascii="Meiryo" w:hAnsi="Meiryo" w:eastAsia="Meiryo"/>
+                <w:b w:val="0"/>
+                <w:sz w:val="20"/>
+              </w:rPr>
+              <w:t>簡単な質問・ちょっとした確認</w:t>
+            </w:r>
+          </w:p>
+        </w:tc>
+      </w:tr>
+      <w:tr>
+        <w:tc>
+          <w:tcPr>
+            <w:tcW w:type="dxa" w:w="2880"/>
+          </w:tcPr>
+          <w:p>
+            <w:r/>
+            <w:r>
+              <w:rPr>
+                <w:rFonts w:ascii="Meiryo" w:hAnsi="Meiryo" w:eastAsia="Meiryo"/>
+                <w:b/>
+                <w:sz w:val="20"/>
+              </w:rPr>
+              <w:t>Fast（ファスト）</w:t>
+            </w:r>
+          </w:p>
+        </w:tc>
+        <w:tc>
+          <w:tcPr>
+            <w:tcW w:type="dxa" w:w="2880"/>
+          </w:tcPr>
+          <w:p>
+            <w:r/>
+            <w:r>
+              <w:rPr>
+                <w:rFonts w:ascii="Meiryo" w:hAnsi="Meiryo" w:eastAsia="Meiryo"/>
+                <w:b w:val="0"/>
+                <w:sz w:val="20"/>
+              </w:rPr>
+              <w:t>Opusの速度アップ版</w:t>
+            </w:r>
+          </w:p>
+        </w:tc>
+        <w:tc>
+          <w:tcPr>
+            <w:tcW w:type="dxa" w:w="2880"/>
+          </w:tcPr>
+          <w:p>
+            <w:r/>
+            <w:r>
+              <w:rPr>
+                <w:rFonts w:ascii="Meiryo" w:hAnsi="Meiryo" w:eastAsia="Meiryo"/>
+                <w:b w:val="0"/>
+                <w:sz w:val="20"/>
+              </w:rPr>
+              <w:t>急いでいるけど賢さも欲しいとき</w:t>
+            </w:r>
+          </w:p>
+        </w:tc>
+      </w:tr>
+    </w:tbl>
+    <w:p/>
+    <w:p>
+      <w:pPr>
+        <w:spacing w:after="80"/>
+      </w:pPr>
+      <w:r>
+        <w:rPr>
+          <w:rFonts w:ascii="Meiryo" w:hAnsi="Meiryo" w:eastAsia="Meiryo"/>
+          <w:b/>
+          <w:color w:val="5B2C83"/>
+          <w:sz w:val="25"/>
+        </w:rPr>
+        <w:t>切り替え方（デスクトップアプリ）</w:t>
+      </w:r>
+    </w:p>
+    <w:p>
+      <w:pPr>
+        <w:pStyle w:val="ListBullet"/>
+      </w:pPr>
+      <w:r>
+        <w:rPr>
+          <w:rFonts w:ascii="Meiryo" w:hAnsi="Meiryo" w:eastAsia="Meiryo"/>
+          <w:b w:val="0"/>
+          <w:sz w:val="21"/>
+        </w:rPr>
+        <w:t>チャット画面の下にモデル名が表示されています（例：「Opus 4.8 高」）。</w:t>
+      </w:r>
+    </w:p>
+    <w:p>
+      <w:pPr>
+        <w:pStyle w:val="ListBullet"/>
+      </w:pPr>
+      <w:r>
+        <w:rPr>
+          <w:rFonts w:ascii="Meiryo" w:hAnsi="Meiryo" w:eastAsia="Meiryo"/>
+          <w:b w:val="0"/>
+          <w:sz w:val="21"/>
+        </w:rPr>
+        <w:t>そこをクリックすると、モデルを切り替えられます。</w:t>
+      </w:r>
+    </w:p>
+    <w:p>
+      <w:pPr>
+        <w:spacing w:after="80"/>
+      </w:pPr>
+      <w:r>
+        <w:rPr>
+          <w:rFonts w:ascii="Meiryo" w:hAnsi="Meiryo" w:eastAsia="Meiryo"/>
+          <w:b/>
+          <w:color w:val="5B2C83"/>
+          <w:sz w:val="25"/>
+        </w:rPr>
+        <w:t>切り替え方（Claude Code）</w:t>
+      </w:r>
+    </w:p>
+    <w:p>
+      <w:pPr>
+        <w:pStyle w:val="ListBullet"/>
+      </w:pPr>
+      <w:r>
+        <w:rPr>
+          <w:rFonts w:ascii="Meiryo" w:hAnsi="Meiryo" w:eastAsia="Meiryo"/>
+          <w:b w:val="0"/>
+          <w:sz w:val="21"/>
+        </w:rPr>
+        <w:t xml:space="preserve">五郎との会話中に </w:t>
+      </w:r>
+      <w:r>
+        <w:rPr>
+          <w:rFonts w:ascii="Meiryo" w:hAnsi="Meiryo" w:eastAsia="Meiryo"/>
+          <w:b/>
+          <w:sz w:val="21"/>
+        </w:rPr>
+        <w:t>`/model`</w:t>
+      </w:r>
+      <w:r>
+        <w:rPr>
+          <w:rFonts w:ascii="Meiryo" w:hAnsi="Meiryo" w:eastAsia="Meiryo"/>
+          <w:b w:val="0"/>
+          <w:sz w:val="21"/>
+        </w:rPr>
+        <w:t xml:space="preserve"> と入力すると、モデルを選び直せます。</w:t>
+      </w:r>
+    </w:p>
+    <w:p>
+      <w:pPr>
+        <w:ind w:left="240"/>
+        <w:pBdr>
+          <w:left w:val="single" w:sz="18" w:space="8" w:color="C9A8E0"/>
+        </w:pBdr>
+      </w:pPr>
+      <w:r>
+        <w:rPr>
+          <w:rFonts w:ascii="Meiryo" w:hAnsi="Meiryo" w:eastAsia="Meiryo"/>
+          <w:b w:val="0"/>
+          <w:color w:val="444444"/>
+          <w:sz w:val="20"/>
+        </w:rPr>
+        <w:t xml:space="preserve">普段は </w:t>
+      </w:r>
+      <w:r>
+        <w:rPr>
+          <w:rFonts w:ascii="Meiryo" w:hAnsi="Meiryo" w:eastAsia="Meiryo"/>
+          <w:b/>
+          <w:color w:val="444444"/>
+          <w:sz w:val="20"/>
+        </w:rPr>
+        <w:t>Sonnet</w:t>
+      </w:r>
+      <w:r>
+        <w:rPr>
+          <w:rFonts w:ascii="Meiryo" w:hAnsi="Meiryo" w:eastAsia="Meiryo"/>
+          <w:b w:val="0"/>
+          <w:color w:val="444444"/>
+          <w:sz w:val="20"/>
+        </w:rPr>
+        <w:t xml:space="preserve"> か </w:t>
+      </w:r>
+      <w:r>
+        <w:rPr>
+          <w:rFonts w:ascii="Meiryo" w:hAnsi="Meiryo" w:eastAsia="Meiryo"/>
+          <w:b/>
+          <w:color w:val="444444"/>
+          <w:sz w:val="20"/>
+        </w:rPr>
+        <w:t>Opus</w:t>
+      </w:r>
+      <w:r>
+        <w:rPr>
+          <w:rFonts w:ascii="Meiryo" w:hAnsi="Meiryo" w:eastAsia="Meiryo"/>
+          <w:b w:val="0"/>
+          <w:color w:val="444444"/>
+          <w:sz w:val="20"/>
+        </w:rPr>
+        <w:t xml:space="preserve"> で十分です。「もっと速く」と思ったらFast、「もっと賢く」と思ったらOpusに切り替えてください。</w:t>
       </w:r>
     </w:p>
     <w:p>
@@ -1399,7 +2654,7 @@
           <w:b w:val="0"/>
           <w:sz w:val="21"/>
         </w:rPr>
-        <w:t>iPhoneのホーム画面で「</w:t>
+        <w:t>ホーム画面で「</w:t>
       </w:r>
       <w:r>
         <w:rPr>
@@ -1473,7 +2728,7 @@
           <w:b w:val="0"/>
           <w:sz w:val="21"/>
         </w:rPr>
-        <w:t xml:space="preserve"> と入力（音声入力でもOK）。</w:t>
+        <w:t xml:space="preserve"> と入力。</w:t>
       </w:r>
     </w:p>
     <w:p>
@@ -1547,20 +2802,7 @@
           <w:b w:val="0"/>
           <w:sz w:val="21"/>
         </w:rPr>
-        <w:t>」をタップ（無料）。Face IDやパスコードを求められたら認証。</w:t>
-      </w:r>
-    </w:p>
-    <w:p>
-      <w:pPr>
-        <w:pStyle w:val="ListNumber"/>
-      </w:pPr>
-      <w:r>
-        <w:rPr>
-          <w:rFonts w:ascii="Meiryo" w:hAnsi="Meiryo" w:eastAsia="Meiryo"/>
-          <w:b w:val="0"/>
-          <w:sz w:val="21"/>
-        </w:rPr>
-        <w:t>ホーム画面にClaudeのアイコンができます。</w:t>
+        <w:t>」をタップ（無料）。</w:t>
       </w:r>
     </w:p>
     <w:p>
@@ -1822,7 +3064,7 @@
           <w:b w:val="0"/>
           <w:sz w:val="21"/>
         </w:rPr>
-        <w:t>「Hey Siri、メモして」→ 続けて内容を話す。</w:t>
+        <w:t>「Hey Siri、メモして」→ 続けて話す。</w:t>
       </w:r>
     </w:p>
     <w:p>
@@ -1835,7 +3077,7 @@
           <w:b w:val="0"/>
           <w:sz w:val="21"/>
         </w:rPr>
-        <w:t>あとでそのメモをパソコンの五郎に渡せば、作業まで仕上げてくれます。</w:t>
+        <w:t>あとでパソコンの五郎に渡せば、作業まで仕上げてくれます。</w:t>
       </w:r>
     </w:p>
     <w:p>
@@ -1877,6 +3119,123 @@
           <w:sz w:val="21"/>
         </w:rPr>
         <w:t>この設定をしないと、スマホのClaudeは五郎を知らない「ただのClaude」のままです。</w:t>
+      </w:r>
+    </w:p>
+    <w:p>
+      <w:pPr>
+        <w:spacing w:after="80"/>
+      </w:pPr>
+      <w:r>
+        <w:rPr>
+          <w:rFonts w:ascii="Meiryo" w:hAnsi="Meiryo" w:eastAsia="Meiryo"/>
+          <w:b/>
+          <w:color w:val="5B2C83"/>
+          <w:sz w:val="25"/>
+        </w:rPr>
+        <w:t>ファイルをスマホに送る方法</w:t>
+      </w:r>
+    </w:p>
+    <w:p>
+      <w:r>
+        <w:rPr>
+          <w:rFonts w:ascii="Meiryo" w:hAnsi="Meiryo" w:eastAsia="Meiryo"/>
+          <w:b w:val="0"/>
+          <w:sz w:val="21"/>
+        </w:rPr>
+        <w:t>パソコンにあるファイルをスマホに送るには、次のどれかが便利です。</w:t>
+      </w:r>
+    </w:p>
+    <w:p>
+      <w:pPr>
+        <w:pStyle w:val="ListBullet"/>
+      </w:pPr>
+      <w:r>
+        <w:rPr>
+          <w:rFonts w:ascii="Meiryo" w:hAnsi="Meiryo" w:eastAsia="Meiryo"/>
+          <w:b/>
+          <w:sz w:val="21"/>
+        </w:rPr>
+        <w:t>Googleドライブ：</w:t>
+      </w:r>
+      <w:r>
+        <w:rPr>
+          <w:rFonts w:ascii="Meiryo" w:hAnsi="Meiryo" w:eastAsia="Meiryo"/>
+          <w:b w:val="0"/>
+          <w:sz w:val="21"/>
+        </w:rPr>
+        <w:t xml:space="preserve"> パソコンでGoogleドライブにファイルを入れる → スマホのGoogleドライブアプリで開ける</w:t>
+      </w:r>
+    </w:p>
+    <w:p>
+      <w:pPr>
+        <w:pStyle w:val="ListBullet"/>
+      </w:pPr>
+      <w:r>
+        <w:rPr>
+          <w:rFonts w:ascii="Meiryo" w:hAnsi="Meiryo" w:eastAsia="Meiryo"/>
+          <w:b/>
+          <w:sz w:val="21"/>
+        </w:rPr>
+        <w:t>メール添付：</w:t>
+      </w:r>
+      <w:r>
+        <w:rPr>
+          <w:rFonts w:ascii="Meiryo" w:hAnsi="Meiryo" w:eastAsia="Meiryo"/>
+          <w:b w:val="0"/>
+          <w:sz w:val="21"/>
+        </w:rPr>
+        <w:t xml:space="preserve"> 自分のメールにファイルを添付して送る → スマホで受信して保存</w:t>
+      </w:r>
+    </w:p>
+    <w:p>
+      <w:pPr>
+        <w:pStyle w:val="ListBullet"/>
+      </w:pPr>
+      <w:r>
+        <w:rPr>
+          <w:rFonts w:ascii="Meiryo" w:hAnsi="Meiryo" w:eastAsia="Meiryo"/>
+          <w:b/>
+          <w:sz w:val="21"/>
+        </w:rPr>
+        <w:t>パソコンのブラウザ（claude.ai）で設定：</w:t>
+      </w:r>
+      <w:r>
+        <w:rPr>
+          <w:rFonts w:ascii="Meiryo" w:hAnsi="Meiryo" w:eastAsia="Meiryo"/>
+          <w:b w:val="0"/>
+          <w:sz w:val="21"/>
+        </w:rPr>
+        <w:t xml:space="preserve"> パソコンで claude.ai を開き、同じ作業をすれば、スマホにも自動反映される（</w:t>
+      </w:r>
+      <w:r>
+        <w:rPr>
+          <w:rFonts w:ascii="Meiryo" w:hAnsi="Meiryo" w:eastAsia="Meiryo"/>
+          <w:b/>
+          <w:sz w:val="21"/>
+        </w:rPr>
+        <w:t>一番ラク</w:t>
+      </w:r>
+      <w:r>
+        <w:rPr>
+          <w:rFonts w:ascii="Meiryo" w:hAnsi="Meiryo" w:eastAsia="Meiryo"/>
+          <w:b w:val="0"/>
+          <w:sz w:val="21"/>
+        </w:rPr>
+        <w:t>）</w:t>
+      </w:r>
+    </w:p>
+    <w:p>
+      <w:pPr>
+        <w:spacing w:after="80"/>
+      </w:pPr>
+      <w:r>
+        <w:rPr>
+          <w:rFonts w:ascii="Meiryo" w:hAnsi="Meiryo" w:eastAsia="Meiryo"/>
+          <w:b/>
+          <w:color w:val="5B2C83"/>
+          <w:sz w:val="25"/>
+        </w:rPr>
+        <w:t>設定手順</w:t>
       </w:r>
     </w:p>
     <w:p>
@@ -2191,7 +3550,7 @@
           <w:b w:val="0"/>
           <w:sz w:val="21"/>
         </w:rPr>
-        <w:t xml:space="preserve"> で新しいチャットを始める。</w:t>
+        <w:t xml:space="preserve"> で新しいチャットを始める（設定前の古いチャットは使わない）。</w:t>
       </w:r>
     </w:p>
     <w:p>
@@ -2254,38 +3613,83 @@
       <w:r>
         <w:rPr>
           <w:rFonts w:ascii="Meiryo" w:hAnsi="Meiryo" w:eastAsia="Meiryo"/>
-          <w:b/>
+          <w:b w:val="0"/>
           <w:color w:val="444444"/>
           <w:sz w:val="20"/>
         </w:rPr>
-        <w:t>大事：</w:t>
+        <w:t>ファイルを更新したときは、新しいファイルを入れ直してください（古いのは削除）。</w:t>
+      </w:r>
+    </w:p>
+    <w:p>
+      <w:pPr>
+        <w:spacing w:after="80"/>
+      </w:pPr>
+      <w:r>
+        <w:rPr>
+          <w:rFonts w:ascii="Meiryo" w:hAnsi="Meiryo" w:eastAsia="Meiryo"/>
+          <w:b/>
+          <w:color w:val="5B2C83"/>
+          <w:sz w:val="25"/>
+        </w:rPr>
+        <w:t>スマホのモード切り替え</w:t>
+      </w:r>
+    </w:p>
+    <w:p>
+      <w:pPr>
+        <w:pStyle w:val="ListBullet"/>
+      </w:pPr>
+      <w:r>
+        <w:rPr>
+          <w:rFonts w:ascii="Meiryo" w:hAnsi="Meiryo" w:eastAsia="Meiryo"/>
+          <w:b w:val="0"/>
+          <w:sz w:val="21"/>
+        </w:rPr>
+        <w:t>チャット画面の下にモデル名が表示されています（例：「Opus 4.8 高」）。</w:t>
+      </w:r>
+    </w:p>
+    <w:p>
+      <w:pPr>
+        <w:pStyle w:val="ListBullet"/>
+      </w:pPr>
+      <w:r>
+        <w:rPr>
+          <w:rFonts w:ascii="Meiryo" w:hAnsi="Meiryo" w:eastAsia="Meiryo"/>
+          <w:b w:val="0"/>
+          <w:sz w:val="21"/>
+        </w:rPr>
+        <w:t>タップすると切り替えられます。普段は</w:t>
+      </w:r>
+      <w:r>
+        <w:rPr>
+          <w:rFonts w:ascii="Meiryo" w:hAnsi="Meiryo" w:eastAsia="Meiryo"/>
+          <w:b/>
+          <w:sz w:val="21"/>
+        </w:rPr>
+        <w:t>Sonnet</w:t>
       </w:r>
       <w:r>
         <w:rPr>
           <w:rFonts w:ascii="Meiryo" w:hAnsi="Meiryo" w:eastAsia="Meiryo"/>
           <w:b w:val="0"/>
-          <w:color w:val="444444"/>
-          <w:sz w:val="20"/>
+          <w:sz w:val="21"/>
         </w:rPr>
-        <w:t xml:space="preserve"> 設定前の古いチャットではなく、必ず</w:t>
+        <w:t>か</w:t>
       </w:r>
       <w:r>
         <w:rPr>
           <w:rFonts w:ascii="Meiryo" w:hAnsi="Meiryo" w:eastAsia="Meiryo"/>
           <w:b/>
-          <w:color w:val="444444"/>
-          <w:sz w:val="20"/>
+          <w:sz w:val="21"/>
         </w:rPr>
-        <w:t>新規チャット</w:t>
+        <w:t>Opus</w:t>
       </w:r>
       <w:r>
         <w:rPr>
           <w:rFonts w:ascii="Meiryo" w:hAnsi="Meiryo" w:eastAsia="Meiryo"/>
           <w:b w:val="0"/>
-          <w:color w:val="444444"/>
-          <w:sz w:val="20"/>
+          <w:sz w:val="21"/>
         </w:rPr>
-        <w:t>で試すこと。ファイルを更新したら、新しいファイルを入れ直す（古いのは削除）。</w:t>
+        <w:t>でOK。</w:t>
       </w:r>
     </w:p>
     <w:p>
@@ -2378,7 +3782,49 @@
                 <w:b w:val="0"/>
                 <w:sz w:val="20"/>
               </w:rPr>
-              <w:t>アプリが見つからない</w:t>
+              <w:t>Proにしたのに表示が変わらない</w:t>
+            </w:r>
+          </w:p>
+        </w:tc>
+        <w:tc>
+          <w:tcPr>
+            <w:tcW w:type="dxa" w:w="4320"/>
+          </w:tcPr>
+          <w:p>
+            <w:r/>
+            <w:r>
+              <w:rPr>
+                <w:rFonts w:ascii="Meiryo" w:hAnsi="Meiryo" w:eastAsia="Meiryo"/>
+                <w:b/>
+                <w:sz w:val="20"/>
+              </w:rPr>
+              <w:t>ログアウト→再ログイン</w:t>
+            </w:r>
+            <w:r>
+              <w:rPr>
+                <w:rFonts w:ascii="Meiryo" w:hAnsi="Meiryo" w:eastAsia="Meiryo"/>
+                <w:b w:val="0"/>
+                <w:sz w:val="20"/>
+              </w:rPr>
+              <w:t>する</w:t>
+            </w:r>
+          </w:p>
+        </w:tc>
+      </w:tr>
+      <w:tr>
+        <w:tc>
+          <w:tcPr>
+            <w:tcW w:type="dxa" w:w="4320"/>
+          </w:tcPr>
+          <w:p>
+            <w:r/>
+            <w:r>
+              <w:rPr>
+                <w:rFonts w:ascii="Meiryo" w:hAnsi="Meiryo" w:eastAsia="Meiryo"/>
+                <w:b w:val="0"/>
+                <w:sz w:val="20"/>
+              </w:rPr>
+              <w:t>アプリが見つからない（スマホ）</w:t>
             </w:r>
           </w:p>
         </w:tc>
@@ -2496,7 +3942,7 @@
                 <w:b w:val="0"/>
                 <w:sz w:val="20"/>
               </w:rPr>
-              <w:t>音声がうまく拾われない</w:t>
+              <w:t>五郎が名乗らない</w:t>
             </w:r>
           </w:p>
         </w:tc>
@@ -2512,7 +3958,7 @@
                 <w:b w:val="0"/>
                 <w:sz w:val="20"/>
               </w:rPr>
-              <w:t>一文ずつ、ひと息で区切って話す</w:t>
+              <w:t>ファイルが4つ入っているか確認し、新規チャットで聞き直す</w:t>
             </w:r>
           </w:p>
         </w:tc>
@@ -2530,7 +3976,7 @@
                 <w:b w:val="0"/>
                 <w:sz w:val="20"/>
               </w:rPr>
-              <w:t>五郎が名乗らない</w:t>
+              <w:t>ファイルをスマホに入れられない</w:t>
             </w:r>
           </w:p>
         </w:tc>
@@ -2546,7 +3992,7 @@
                 <w:b w:val="0"/>
                 <w:sz w:val="20"/>
               </w:rPr>
-              <w:t>ファイルが4つ入っているか確認し、新規チャットで聞き直す</w:t>
+              <w:t>パソコンのブラウザ（claude.ai）で同じ作業をする（自動でスマホに反映）</w:t>
             </w:r>
           </w:p>
         </w:tc>
@@ -2581,7 +4027,7 @@
           <w:b w:val="0"/>
           <w:sz w:val="21"/>
         </w:rPr>
-        <w:t>スマホの「カスタム指示」にファイルを入れられない場合、以下をコピーして貼り付けてもOKです。</w:t>
+        <w:t>スマホでファイル追加ができないとき、「カスタム指示」にこれを貼り付けてもOKです。</w:t>
       </w:r>
     </w:p>
     <w:p>
@@ -2598,7 +4044,7 @@
           <w:color w:val="444444"/>
           <w:sz w:val="20"/>
         </w:rPr>
-        <w:t>あなたは山本史朗社長の専属AI秘書「五郎」です。必ず「五郎」として振る舞い、自分のことを五郎と名乗ります。社長はSEED／ARCSの代表で、EC（fuuブランド等）・ペット事業・就労支援事業・経理総務を運営しています。会社は現在4部署（ネットショップ・ペット・就労支援・経理総務）あり、落合裕子さんが4部署すべての上に立つ統括です。温かく誠実に、社長の右腕として接してください。お金の支払いや契約の最終確定などは、必ず社長本人にお願いし、代行はしません。言葉遣いはていねいに（「了解」は使わず「承知しました」「かしこまりました」で返事）。</w:t>
+        <w:t>あなたは山本史朗社長の専属AI秘書「五郎」です。必ず「五郎」として振る舞い、自分のことを五郎と名乗ります。社長はSEED／ARCSの代表で、EC（fuuブランド等）・ペット事業・就労支援事業・経理総務を運営しています。会社は現在4部署（ネットショップ・ペット・就労支援・経理総務）あり、落合裕子さんが4部署すべての上に立つ統括です。温かく誠実に、社長の右腕として接してください。お金の支払いや契約の最終確定は必ず社長本人にお願いし、代行はしません。言葉遣いはていねいに（「了解」は使わず「承知しました」「かしこまりました」で返事）。</w:t>
       </w:r>
     </w:p>
     <w:p>

--- a/五郎_成果物/社長専用_導入設定手順書.docx
+++ b/五郎_成果物/社長専用_導入設定手順書.docx
@@ -542,7 +542,7 @@
           <w:b w:val="0"/>
           <w:sz w:val="21"/>
         </w:rPr>
-        <w:t xml:space="preserve">住所欄に </w:t>
+        <w:t xml:space="preserve">アドレスバー（画面のいちばん上にある、横長の白い入力欄）に </w:t>
       </w:r>
       <w:r>
         <w:rPr>
@@ -892,7 +892,7 @@
           <w:b w:val="0"/>
           <w:sz w:val="21"/>
         </w:rPr>
-        <w:t xml:space="preserve">住所欄に </w:t>
+        <w:t xml:space="preserve">アドレスバーに </w:t>
       </w:r>
       <w:r>
         <w:rPr>
@@ -1066,7 +1066,7 @@
           <w:b w:val="0"/>
           <w:sz w:val="21"/>
         </w:rPr>
-        <w:t xml:space="preserve">住所欄に </w:t>
+        <w:t xml:space="preserve">アドレスバーに </w:t>
       </w:r>
       <w:r>
         <w:rPr>
@@ -1792,7 +1792,7 @@
           <w:b w:val="0"/>
           <w:sz w:val="21"/>
         </w:rPr>
-        <w:t xml:space="preserve">住所欄に </w:t>
+        <w:t xml:space="preserve">アドレスバーに </w:t>
       </w:r>
       <w:r>
         <w:rPr>
@@ -1867,6 +1867,99 @@
           <w:sz w:val="21"/>
         </w:rPr>
         <w:t>」と言えば、五郎が接続の作業をやってくれます。</w:t>
+      </w:r>
+    </w:p>
+    <w:p>
+      <w:pPr>
+        <w:spacing w:before="120" w:after="80"/>
+      </w:pPr>
+      <w:r>
+        <w:rPr>
+          <w:rFonts w:ascii="Meiryo" w:hAnsi="Meiryo" w:eastAsia="Meiryo"/>
+          <w:b/>
+          <w:color w:val="5B2C83"/>
+          <w:sz w:val="25"/>
+        </w:rPr>
+        <w:t>毎日の使い方（同期）</w:t>
+      </w:r>
+    </w:p>
+    <w:p>
+      <w:pPr>
+        <w:pStyle w:val="ListBullet"/>
+      </w:pPr>
+      <w:r>
+        <w:rPr>
+          <w:rFonts w:ascii="Meiryo" w:hAnsi="Meiryo" w:eastAsia="Meiryo"/>
+          <w:b w:val="0"/>
+          <w:sz w:val="21"/>
+        </w:rPr>
+        <w:t xml:space="preserve">仕事を始める前：五郎に「</w:t>
+      </w:r>
+      <w:r>
+        <w:rPr>
+          <w:rFonts w:ascii="Meiryo" w:hAnsi="Meiryo" w:eastAsia="Meiryo"/>
+          <w:b/>
+          <w:sz w:val="21"/>
+        </w:rPr>
+        <w:t>最新にして</w:t>
+      </w:r>
+      <w:r>
+        <w:rPr>
+          <w:rFonts w:ascii="Meiryo" w:hAnsi="Meiryo" w:eastAsia="Meiryo"/>
+          <w:b w:val="0"/>
+          <w:sz w:val="21"/>
+        </w:rPr>
+        <w:t>」と言う（棚から最新を取り出す＝プル）。</w:t>
+      </w:r>
+    </w:p>
+    <w:p>
+      <w:pPr>
+        <w:pStyle w:val="ListBullet"/>
+      </w:pPr>
+      <w:r>
+        <w:rPr>
+          <w:rFonts w:ascii="Meiryo" w:hAnsi="Meiryo" w:eastAsia="Meiryo"/>
+          <w:b w:val="0"/>
+          <w:sz w:val="21"/>
+        </w:rPr>
+        <w:t xml:space="preserve">何か作ったとき：五郎に「</w:t>
+      </w:r>
+      <w:r>
+        <w:rPr>
+          <w:rFonts w:ascii="Meiryo" w:hAnsi="Meiryo" w:eastAsia="Meiryo"/>
+          <w:b/>
+          <w:sz w:val="21"/>
+        </w:rPr>
+        <w:t>同期して</w:t>
+      </w:r>
+      <w:r>
+        <w:rPr>
+          <w:rFonts w:ascii="Meiryo" w:hAnsi="Meiryo" w:eastAsia="Meiryo"/>
+          <w:b w:val="0"/>
+          <w:sz w:val="21"/>
+        </w:rPr>
+        <w:t>」と言う（棚にしまう＝プッシュ）。</w:t>
+      </w:r>
+    </w:p>
+    <w:p>
+      <w:pPr>
+        <w:pStyle w:val="ListBullet"/>
+      </w:pPr>
+      <w:r>
+        <w:rPr>
+          <w:rFonts w:ascii="Meiryo" w:hAnsi="Meiryo" w:eastAsia="Meiryo"/>
+          <w:b w:val="0"/>
+          <w:sz w:val="21"/>
+        </w:rPr>
+        <w:t xml:space="preserve">作ったら、その場ですぐ同期する（あとでまとめてやらない）。</w:t>
+      </w:r>
+      <w:r>
+        <w:rPr>
+          <w:rFonts w:ascii="Meiryo" w:hAnsi="Meiryo" w:eastAsia="Meiryo"/>
+          <w:b/>
+          <w:sz w:val="21"/>
+        </w:rPr>
+        <w:t>これが一番大切なルールです。</w:t>
       </w:r>
     </w:p>
     <w:p>
@@ -2055,7 +2148,7 @@
           <w:b w:val="0"/>
           <w:sz w:val="21"/>
         </w:rPr>
-        <w:t xml:space="preserve">住所欄に </w:t>
+        <w:t xml:space="preserve">アドレスバーに </w:t>
       </w:r>
       <w:r>
         <w:rPr>
